--- a/mode_docx_nc/pmi_ka/template.docx
+++ b/mode_docx_nc/pmi_ka/template.docx
@@ -430,8 +430,6 @@
         <w:t>СОДЕРЖАНИЕ</w:t>
       </w:r>
     </w:p>
-    <w:bookmarkStart w:id="0" w:name="_GoBack"/>
-    <w:bookmarkEnd w:id="0"/>
     <w:p>
       <w:pPr>
         <w:pStyle w:val="12"/>
@@ -456,7 +454,7 @@
       <w:r>
         <w:fldChar w:fldCharType="separate"/>
       </w:r>
-      <w:hyperlink w:anchor="_Toc204005525" w:history="1">
+      <w:hyperlink w:anchor="_Toc204171897" w:history="1">
         <w:r>
           <w:rPr>
             <w:rStyle w:val="af4"/>
@@ -500,7 +498,7 @@
             <w:noProof/>
             <w:webHidden/>
           </w:rPr>
-          <w:instrText xml:space="preserve"> PAGEREF _Toc204005525 \h </w:instrText>
+          <w:instrText xml:space="preserve"> PAGEREF _Toc204171897 \h </w:instrText>
         </w:r>
         <w:r>
           <w:rPr>
@@ -542,7 +540,7 @@
           <w:lang w:val="en-US"/>
         </w:rPr>
       </w:pPr>
-      <w:hyperlink w:anchor="_Toc204005526" w:history="1">
+      <w:hyperlink w:anchor="_Toc204171898" w:history="1">
         <w:r>
           <w:rPr>
             <w:rStyle w:val="af4"/>
@@ -569,7 +567,7 @@
             <w:noProof/>
             <w:webHidden/>
           </w:rPr>
-          <w:instrText xml:space="preserve"> PAGEREF _Toc204005526 \h </w:instrText>
+          <w:instrText xml:space="preserve"> PAGEREF _Toc204171898 \h </w:instrText>
         </w:r>
         <w:r>
           <w:rPr>
@@ -611,7 +609,7 @@
           <w:lang w:val="en-US"/>
         </w:rPr>
       </w:pPr>
-      <w:hyperlink w:anchor="_Toc204005527" w:history="1">
+      <w:hyperlink w:anchor="_Toc204171899" w:history="1">
         <w:r>
           <w:rPr>
             <w:rStyle w:val="af4"/>
@@ -638,7 +636,7 @@
             <w:noProof/>
             <w:webHidden/>
           </w:rPr>
-          <w:instrText xml:space="preserve"> PAGEREF _Toc204005527 \h </w:instrText>
+          <w:instrText xml:space="preserve"> PAGEREF _Toc204171899 \h </w:instrText>
         </w:r>
         <w:r>
           <w:rPr>
@@ -680,7 +678,7 @@
           <w:lang w:val="en-US"/>
         </w:rPr>
       </w:pPr>
-      <w:hyperlink w:anchor="_Toc204005528" w:history="1">
+      <w:hyperlink w:anchor="_Toc204171900" w:history="1">
         <w:r>
           <w:rPr>
             <w:rStyle w:val="af4"/>
@@ -707,7 +705,7 @@
             <w:noProof/>
             <w:webHidden/>
           </w:rPr>
-          <w:instrText xml:space="preserve"> PAGEREF _Toc204005528 \h </w:instrText>
+          <w:instrText xml:space="preserve"> PAGEREF _Toc204171900 \h </w:instrText>
         </w:r>
         <w:r>
           <w:rPr>
@@ -749,7 +747,7 @@
           <w:lang w:val="en-US"/>
         </w:rPr>
       </w:pPr>
-      <w:hyperlink w:anchor="_Toc204005529" w:history="1">
+      <w:hyperlink w:anchor="_Toc204171901" w:history="1">
         <w:r>
           <w:rPr>
             <w:rStyle w:val="af4"/>
@@ -776,7 +774,7 @@
             <w:noProof/>
             <w:webHidden/>
           </w:rPr>
-          <w:instrText xml:space="preserve"> PAGEREF _Toc204005529 \h </w:instrText>
+          <w:instrText xml:space="preserve"> PAGEREF _Toc204171901 \h </w:instrText>
         </w:r>
         <w:r>
           <w:rPr>
@@ -818,7 +816,7 @@
           <w:lang w:val="en-US"/>
         </w:rPr>
       </w:pPr>
-      <w:hyperlink w:anchor="_Toc204005530" w:history="1">
+      <w:hyperlink w:anchor="_Toc204171902" w:history="1">
         <w:r>
           <w:rPr>
             <w:rStyle w:val="af4"/>
@@ -845,7 +843,7 @@
             <w:noProof/>
             <w:webHidden/>
           </w:rPr>
-          <w:instrText xml:space="preserve"> PAGEREF _Toc204005530 \h </w:instrText>
+          <w:instrText xml:space="preserve"> PAGEREF _Toc204171902 \h </w:instrText>
         </w:r>
         <w:r>
           <w:rPr>
@@ -887,7 +885,7 @@
           <w:lang w:val="en-US"/>
         </w:rPr>
       </w:pPr>
-      <w:hyperlink w:anchor="_Toc204005531" w:history="1">
+      <w:hyperlink w:anchor="_Toc204171903" w:history="1">
         <w:r>
           <w:rPr>
             <w:rStyle w:val="af4"/>
@@ -914,7 +912,7 @@
             <w:noProof/>
             <w:webHidden/>
           </w:rPr>
-          <w:instrText xml:space="preserve"> PAGEREF _Toc204005531 \h </w:instrText>
+          <w:instrText xml:space="preserve"> PAGEREF _Toc204171903 \h </w:instrText>
         </w:r>
         <w:r>
           <w:rPr>
@@ -956,7 +954,7 @@
           <w:lang w:val="en-US"/>
         </w:rPr>
       </w:pPr>
-      <w:hyperlink w:anchor="_Toc204005532" w:history="1">
+      <w:hyperlink w:anchor="_Toc204171904" w:history="1">
         <w:r>
           <w:rPr>
             <w:rStyle w:val="af4"/>
@@ -983,7 +981,7 @@
             <w:noProof/>
             <w:webHidden/>
           </w:rPr>
-          <w:instrText xml:space="preserve"> PAGEREF _Toc204005532 \h </w:instrText>
+          <w:instrText xml:space="preserve"> PAGEREF _Toc204171904 \h </w:instrText>
         </w:r>
         <w:r>
           <w:rPr>
@@ -1029,7 +1027,7 @@
           <w:lang w:val="en-US"/>
         </w:rPr>
       </w:pPr>
-      <w:hyperlink w:anchor="_Toc204005533" w:history="1">
+      <w:hyperlink w:anchor="_Toc204171905" w:history="1">
         <w:r>
           <w:rPr>
             <w:rStyle w:val="af4"/>
@@ -1073,7 +1071,7 @@
             <w:noProof/>
             <w:webHidden/>
           </w:rPr>
-          <w:instrText xml:space="preserve"> PAGEREF _Toc204005533 \h </w:instrText>
+          <w:instrText xml:space="preserve"> PAGEREF _Toc204171905 \h </w:instrText>
         </w:r>
         <w:r>
           <w:rPr>
@@ -1115,7 +1113,7 @@
           <w:lang w:val="en-US"/>
         </w:rPr>
       </w:pPr>
-      <w:hyperlink w:anchor="_Toc204005534" w:history="1">
+      <w:hyperlink w:anchor="_Toc204171906" w:history="1">
         <w:r>
           <w:rPr>
             <w:rStyle w:val="af4"/>
@@ -1142,7 +1140,7 @@
             <w:noProof/>
             <w:webHidden/>
           </w:rPr>
-          <w:instrText xml:space="preserve"> PAGEREF _Toc204005534 \h </w:instrText>
+          <w:instrText xml:space="preserve"> PAGEREF _Toc204171906 \h </w:instrText>
         </w:r>
         <w:r>
           <w:rPr>
@@ -1184,7 +1182,7 @@
           <w:lang w:val="en-US"/>
         </w:rPr>
       </w:pPr>
-      <w:hyperlink w:anchor="_Toc204005535" w:history="1">
+      <w:hyperlink w:anchor="_Toc204171907" w:history="1">
         <w:r>
           <w:rPr>
             <w:rStyle w:val="af4"/>
@@ -1211,7 +1209,7 @@
             <w:noProof/>
             <w:webHidden/>
           </w:rPr>
-          <w:instrText xml:space="preserve"> PAGEREF _Toc204005535 \h </w:instrText>
+          <w:instrText xml:space="preserve"> PAGEREF _Toc204171907 \h </w:instrText>
         </w:r>
         <w:r>
           <w:rPr>
@@ -1253,7 +1251,7 @@
           <w:lang w:val="en-US"/>
         </w:rPr>
       </w:pPr>
-      <w:hyperlink w:anchor="_Toc204005536" w:history="1">
+      <w:hyperlink w:anchor="_Toc204171908" w:history="1">
         <w:r>
           <w:rPr>
             <w:rStyle w:val="af4"/>
@@ -1280,7 +1278,7 @@
             <w:noProof/>
             <w:webHidden/>
           </w:rPr>
-          <w:instrText xml:space="preserve"> PAGEREF _Toc204005536 \h </w:instrText>
+          <w:instrText xml:space="preserve"> PAGEREF _Toc204171908 \h </w:instrText>
         </w:r>
         <w:r>
           <w:rPr>
@@ -1322,7 +1320,7 @@
           <w:lang w:val="en-US"/>
         </w:rPr>
       </w:pPr>
-      <w:hyperlink w:anchor="_Toc204005537" w:history="1">
+      <w:hyperlink w:anchor="_Toc204171909" w:history="1">
         <w:r>
           <w:rPr>
             <w:rStyle w:val="af4"/>
@@ -1349,7 +1347,7 @@
             <w:noProof/>
             <w:webHidden/>
           </w:rPr>
-          <w:instrText xml:space="preserve"> PAGEREF _Toc204005537 \h </w:instrText>
+          <w:instrText xml:space="preserve"> PAGEREF _Toc204171909 \h </w:instrText>
         </w:r>
         <w:r>
           <w:rPr>
@@ -1430,34 +1428,34 @@
         <w:lastRenderedPageBreak/>
         <w:tab/>
       </w:r>
-      <w:bookmarkStart w:id="1" w:name="_Toc204005525"/>
+      <w:bookmarkStart w:id="0" w:name="_Toc204171897"/>
       <w:r>
         <w:t>ОБЩИЕ СВЕДЕНИЯ</w:t>
       </w:r>
-      <w:bookmarkEnd w:id="1"/>
+      <w:bookmarkEnd w:id="0"/>
     </w:p>
     <w:p>
       <w:pPr>
         <w:pStyle w:val="2"/>
       </w:pPr>
-      <w:bookmarkStart w:id="2" w:name="_Toc204005526"/>
+      <w:bookmarkStart w:id="1" w:name="_Toc204171898"/>
       <w:r>
         <w:t>Цель проведения испытаний</w:t>
       </w:r>
-      <w:bookmarkEnd w:id="2"/>
+      <w:bookmarkEnd w:id="1"/>
     </w:p>
     <w:p>
       <w:pPr>
         <w:pStyle w:val="a5"/>
       </w:pPr>
       <w:r>
-        <w:t xml:space="preserve">Проверка и подтверждение соответствия взаимосвязей функциональных блоков устройства ЮНИТ-М300-Т согласованной функциональной схеме устройства (далее ФСУ) </w:t>
-      </w:r>
-      <w:r>
-        <w:rPr>
-          <w:highlight w:val="yellow"/>
-        </w:rPr>
-        <w:t>версии 2.1</w:t>
+        <w:t xml:space="preserve">Проверка и подтверждение соответствия взаимосвязей функциональных блоков устройства ЮНИТ-М300-Т согласованной функциональной схеме устройства (далее </w:t>
+      </w:r>
+      <w:r>
+        <w:t xml:space="preserve">ФСУ) версии </w:t>
+      </w:r>
+      <w:r>
+        <w:t>___</w:t>
       </w:r>
       <w:r>
         <w:t xml:space="preserve"> в части </w:t>
@@ -1470,14 +1468,14 @@
       <w:pPr>
         <w:pStyle w:val="2"/>
       </w:pPr>
-      <w:bookmarkStart w:id="3" w:name="_Toc204005527"/>
+      <w:bookmarkStart w:id="2" w:name="_Toc204171899"/>
       <w:r>
         <w:t>Место</w:t>
       </w:r>
       <w:r>
         <w:t xml:space="preserve"> проведения испытаний</w:t>
       </w:r>
-      <w:bookmarkEnd w:id="3"/>
+      <w:bookmarkEnd w:id="2"/>
     </w:p>
     <w:tbl>
       <w:tblPr>
@@ -1599,9 +1597,8 @@
             <w:r>
               <w:rPr>
                 <w:szCs w:val="24"/>
-                <w:highlight w:val="yellow"/>
-              </w:rPr>
-              <w:t>111024</w:t>
+              </w:rPr>
+              <w:t>153040</w:t>
             </w:r>
             <w:r>
               <w:rPr>
@@ -1617,11 +1614,11 @@
       <w:pPr>
         <w:pStyle w:val="2"/>
       </w:pPr>
-      <w:bookmarkStart w:id="4" w:name="_Toc204005528"/>
+      <w:bookmarkStart w:id="3" w:name="_Toc204171900"/>
       <w:r>
         <w:t>Информация об объекте испытаний</w:t>
       </w:r>
-      <w:bookmarkEnd w:id="4"/>
+      <w:bookmarkEnd w:id="3"/>
     </w:p>
     <w:p>
       <w:pPr>
@@ -1651,7 +1648,7 @@
         </w:trPr>
         <w:tc>
           <w:tcPr>
-            <w:tcW w:w="9911" w:type="dxa"/>
+            <w:tcW w:w="9605" w:type="dxa"/>
             <w:gridSpan w:val="3"/>
           </w:tcPr>
           <w:p>
@@ -1673,11 +1670,10 @@
         </w:trPr>
         <w:tc>
           <w:tcPr>
-            <w:tcW w:w="4815" w:type="dxa"/>
-          </w:tcPr>
-          <w:p>
-            <w:pPr>
-              <w:jc w:val="left"/>
+            <w:tcW w:w="4644" w:type="dxa"/>
+          </w:tcPr>
+          <w:p>
+            <w:pPr>
               <w:rPr>
                 <w:b/>
               </w:rPr>
@@ -1692,11 +1688,10 @@
         </w:tc>
         <w:tc>
           <w:tcPr>
-            <w:tcW w:w="2551" w:type="dxa"/>
-          </w:tcPr>
-          <w:p>
-            <w:pPr>
-              <w:jc w:val="left"/>
+            <w:tcW w:w="2477" w:type="dxa"/>
+          </w:tcPr>
+          <w:p>
+            <w:pPr>
               <w:rPr>
                 <w:b/>
               </w:rPr>
@@ -1711,11 +1706,10 @@
         </w:tc>
         <w:tc>
           <w:tcPr>
-            <w:tcW w:w="2545" w:type="dxa"/>
-          </w:tcPr>
-          <w:p>
-            <w:pPr>
-              <w:jc w:val="left"/>
+            <w:tcW w:w="2484" w:type="dxa"/>
+          </w:tcPr>
+          <w:p>
+            <w:pPr>
               <w:rPr>
                 <w:b/>
               </w:rPr>
@@ -1735,43 +1729,45 @@
         </w:trPr>
         <w:tc>
           <w:tcPr>
-            <w:tcW w:w="4815" w:type="dxa"/>
+            <w:tcW w:w="4644" w:type="dxa"/>
           </w:tcPr>
           <w:p>
             <w:pPr>
               <w:jc w:val="left"/>
             </w:pPr>
             <w:r>
-              <w:t>Микропроцессорное устройство защи</w:t>
-            </w:r>
-            <w:r>
-              <w:t>ты отходящей линии «ЮНИТ-М300-Т</w:t>
-            </w:r>
-            <w:r>
-              <w:t>»,</w:t>
+              <w:t xml:space="preserve">Наименование: </w:t>
+            </w:r>
+            <w:r>
+              <w:rPr>
+                <w:i/>
+              </w:rPr>
+              <w:t xml:space="preserve">Микропроцессорное устройство защиты </w:t>
+            </w:r>
+            <w:r>
+              <w:rPr>
+                <w:i/>
+              </w:rPr>
+              <w:t>защиты и автоматики трансформатора</w:t>
+            </w:r>
+            <w:r>
+              <w:rPr>
+                <w:i/>
+              </w:rPr>
+              <w:t xml:space="preserve"> «ЮНИТ-М300-Т»</w:t>
             </w:r>
           </w:p>
           <w:p>
             <w:pPr>
               <w:jc w:val="left"/>
             </w:pPr>
-            <w:r>
-              <w:rPr>
-                <w:highlight w:val="yellow"/>
-              </w:rPr>
-              <w:t xml:space="preserve">Модель </w:t>
-            </w:r>
-            <w:r>
-              <w:rPr>
-                <w:highlight w:val="yellow"/>
-              </w:rPr>
-              <w:t>ЮНИТ-М314-Т</w:t>
-            </w:r>
-            <w:r>
-              <w:rPr>
-                <w:highlight w:val="yellow"/>
-              </w:rPr>
-              <w:t>-Р02с-B021-В021-В001-К001-К003-M046-5400-x-C02.00,</w:t>
+            <w:proofErr w:type="gramStart"/>
+            <w:r>
+              <w:t>Модель:_</w:t>
+            </w:r>
+            <w:proofErr w:type="gramEnd"/>
+            <w:r>
+              <w:t>_______________________________</w:t>
             </w:r>
           </w:p>
           <w:p>
@@ -1779,25 +1775,27 @@
               <w:jc w:val="left"/>
             </w:pPr>
             <w:r>
-              <w:t xml:space="preserve">ПО версия </w:t>
-            </w:r>
-            <w:r>
-              <w:rPr>
-                <w:highlight w:val="yellow"/>
-              </w:rPr>
-              <w:t>ХХ</w:t>
-            </w:r>
-          </w:p>
-        </w:tc>
-        <w:tc>
-          <w:tcPr>
-            <w:tcW w:w="2551" w:type="dxa"/>
+              <w:t>_______________________________________</w:t>
+            </w:r>
+          </w:p>
+          <w:p>
+            <w:pPr>
+              <w:jc w:val="left"/>
+            </w:pPr>
+            <w:r>
+              <w:t>Версия ПО: _________</w:t>
+            </w:r>
+          </w:p>
+        </w:tc>
+        <w:tc>
+          <w:tcPr>
+            <w:tcW w:w="2477" w:type="dxa"/>
           </w:tcPr>
           <w:p/>
         </w:tc>
         <w:tc>
           <w:tcPr>
-            <w:tcW w:w="2545" w:type="dxa"/>
+            <w:tcW w:w="2484" w:type="dxa"/>
           </w:tcPr>
           <w:p>
             <w:r>
@@ -1864,7 +1862,6 @@
           </w:tcPr>
           <w:p>
             <w:pPr>
-              <w:jc w:val="left"/>
               <w:rPr>
                 <w:b/>
               </w:rPr>
@@ -1883,7 +1880,6 @@
           </w:tcPr>
           <w:p>
             <w:pPr>
-              <w:jc w:val="left"/>
               <w:rPr>
                 <w:b/>
               </w:rPr>
@@ -1902,7 +1898,6 @@
           </w:tcPr>
           <w:p>
             <w:pPr>
-              <w:jc w:val="left"/>
               <w:rPr>
                 <w:b/>
               </w:rPr>
@@ -1924,11 +1919,6 @@
           <w:tcPr>
             <w:tcW w:w="4815" w:type="dxa"/>
           </w:tcPr>
-          <w:p>
-            <w:pPr>
-              <w:jc w:val="left"/>
-            </w:pPr>
-          </w:p>
           <w:p>
             <w:pPr>
               <w:jc w:val="left"/>
@@ -1973,9 +1963,33 @@
       <w:pPr>
         <w:pStyle w:val="2"/>
       </w:pPr>
-      <w:bookmarkStart w:id="5" w:name="_Toc204005529"/>
+      <w:bookmarkStart w:id="4" w:name="_Toc204171901"/>
       <w:r>
         <w:t>Период проведения испытаний</w:t>
+      </w:r>
+      <w:bookmarkEnd w:id="4"/>
+    </w:p>
+    <w:p>
+      <w:pPr>
+        <w:pStyle w:val="a5"/>
+      </w:pPr>
+      <w:r>
+        <w:t>Дата проведения испытаний:</w:t>
+      </w:r>
+      <w:r>
+        <w:tab/>
+      </w:r>
+      <w:r>
+        <w:t>_____________________</w:t>
+      </w:r>
+    </w:p>
+    <w:p>
+      <w:pPr>
+        <w:pStyle w:val="2"/>
+      </w:pPr>
+      <w:bookmarkStart w:id="5" w:name="_Toc204171902"/>
+      <w:r>
+        <w:t>Условия проведения испытаний и измерений</w:t>
       </w:r>
       <w:bookmarkEnd w:id="5"/>
     </w:p>
@@ -1984,25 +1998,16 @@
         <w:pStyle w:val="a5"/>
       </w:pPr>
       <w:r>
-        <w:t>Дата проведения испытаний:</w:t>
-      </w:r>
-      <w:r>
-        <w:tab/>
-      </w:r>
-      <w:r>
-        <w:rPr>
-          <w:highlight w:val="yellow"/>
-        </w:rPr>
-        <w:t>15.09.2025 - 17.10.2025</w:t>
+        <w:t>Испытания проводились при нормальных климатических условиях (температура воздуха 20±5 ºС, относительная влажность до 80%).</w:t>
       </w:r>
     </w:p>
     <w:p>
       <w:pPr>
         <w:pStyle w:val="2"/>
       </w:pPr>
-      <w:bookmarkStart w:id="6" w:name="_Toc204005530"/>
-      <w:r>
-        <w:t>Условия проведения испытаний и измерений</w:t>
+      <w:bookmarkStart w:id="6" w:name="_Toc204171903"/>
+      <w:r>
+        <w:t>Нормативная документация</w:t>
       </w:r>
       <w:bookmarkEnd w:id="6"/>
     </w:p>
@@ -2011,66 +2016,48 @@
         <w:pStyle w:val="a5"/>
       </w:pPr>
       <w:r>
-        <w:t>Испытания проводились при нормальных климатических условиях (температура воздуха 20±5 ºС, относительная влажность до 80%).</w:t>
+        <w:t xml:space="preserve">1. СТО 56947007-33.040.20.296-2019 </w:t>
+      </w:r>
+      <w:r>
+        <w:t>Типовые шкафы ШЭТ и ОЭТ 6-35 кВ. Архитектура I типа</w:t>
+      </w:r>
+      <w:r>
+        <w:t>, ПАО «ФСК ЕЭС».</w:t>
+      </w:r>
+    </w:p>
+    <w:p>
+      <w:pPr>
+        <w:pStyle w:val="a5"/>
+      </w:pPr>
+      <w:r>
+        <w:lastRenderedPageBreak/>
+        <w:t xml:space="preserve">2. СТО 56947007-33.040.20.297-2019 </w:t>
+      </w:r>
+      <w:r>
+        <w:t>Типовые шкафы ШЭТ и ОЭТ 6-35 кВ. Архитектура I</w:t>
+      </w:r>
+      <w:r>
+        <w:rPr>
+          <w:lang w:val="en-US"/>
+        </w:rPr>
+        <w:t>I</w:t>
+      </w:r>
+      <w:r>
+        <w:t xml:space="preserve"> типа</w:t>
+      </w:r>
+      <w:r>
+        <w:t>, ПАО «ФСК ЕЭС».</w:t>
       </w:r>
     </w:p>
     <w:p>
       <w:pPr>
         <w:pStyle w:val="2"/>
       </w:pPr>
-      <w:bookmarkStart w:id="7" w:name="_Toc204005531"/>
-      <w:r>
-        <w:t>Нормативная документация</w:t>
+      <w:bookmarkStart w:id="7" w:name="_Toc204171904"/>
+      <w:r>
+        <w:t>Перечень используемых средств измерений (СИ), испытательного оборудования (ИО) и вспомогательного оборудования (ВО)</w:t>
       </w:r>
       <w:bookmarkEnd w:id="7"/>
-    </w:p>
-    <w:p>
-      <w:pPr>
-        <w:pStyle w:val="a5"/>
-      </w:pPr>
-      <w:r>
-        <w:t xml:space="preserve">1. СТО 56947007-33.040.20.296-2019 </w:t>
-      </w:r>
-      <w:r>
-        <w:t>Типовые шкафы ШЭТ и ОЭТ 6-35 кВ. Архитектура I типа</w:t>
-      </w:r>
-      <w:r>
-        <w:t>, ПАО «ФСК ЕЭС».</w:t>
-      </w:r>
-    </w:p>
-    <w:p>
-      <w:pPr>
-        <w:pStyle w:val="a5"/>
-      </w:pPr>
-      <w:r>
-        <w:lastRenderedPageBreak/>
-        <w:t xml:space="preserve">2. СТО 56947007-33.040.20.297-2019 </w:t>
-      </w:r>
-      <w:r>
-        <w:t>Типовые шкафы ШЭТ и ОЭТ 6-35 кВ. Архитектура I</w:t>
-      </w:r>
-      <w:r>
-        <w:rPr>
-          <w:lang w:val="en-US"/>
-        </w:rPr>
-        <w:t>I</w:t>
-      </w:r>
-      <w:r>
-        <w:t xml:space="preserve"> типа</w:t>
-      </w:r>
-      <w:r>
-        <w:t>, ПАО «ФСК ЕЭС».</w:t>
-      </w:r>
-    </w:p>
-    <w:p>
-      <w:pPr>
-        <w:pStyle w:val="2"/>
-      </w:pPr>
-      <w:bookmarkStart w:id="8" w:name="_Toc204005532"/>
-      <w:r>
-        <w:t>Перечень используемых средств измерений (СИ), испытательного оборудования (ИО) и вспомогательного оборудования (ВО)</w:t>
-      </w:r>
-      <w:bookmarkEnd w:id="8"/>
     </w:p>
     <w:p>
       <w:pPr>
@@ -3472,18 +3459,18 @@
       <w:pPr>
         <w:pStyle w:val="1"/>
       </w:pPr>
-      <w:bookmarkStart w:id="9" w:name="_Toc204005533"/>
+      <w:bookmarkStart w:id="8" w:name="_Toc204171905"/>
       <w:r>
         <w:lastRenderedPageBreak/>
         <w:t>ПРОГРАММА ПРОВЕДЕНИЯ ИСПЫТАНИЙ</w:t>
       </w:r>
-      <w:bookmarkEnd w:id="9"/>
+      <w:bookmarkEnd w:id="8"/>
     </w:p>
     <w:p>
       <w:pPr>
         <w:pStyle w:val="2"/>
       </w:pPr>
-      <w:bookmarkStart w:id="10" w:name="_Toc204005534"/>
+      <w:bookmarkStart w:id="9" w:name="_Toc204171906"/>
       <w:r>
         <w:t>Цел</w:t>
       </w:r>
@@ -3493,7 +3480,7 @@
       <w:r>
         <w:t xml:space="preserve"> испытаний</w:t>
       </w:r>
-      <w:bookmarkEnd w:id="10"/>
+      <w:bookmarkEnd w:id="9"/>
     </w:p>
     <w:p>
       <w:pPr>
@@ -3550,33 +3537,60 @@
     </w:p>
     <w:p>
       <w:pPr>
+        <w:pStyle w:val="a5"/>
+      </w:pPr>
+      <w:r>
+        <w:t xml:space="preserve">2.1.2 В приложении к данному </w:t>
+      </w:r>
+      <w:r>
+        <w:rPr>
+          <w:highlight w:val="yellow"/>
+        </w:rPr>
+        <w:t xml:space="preserve">протоколу (см. </w:t>
+      </w:r>
+      <w:proofErr w:type="gramStart"/>
+      <w:r>
+        <w:rPr>
+          <w:highlight w:val="yellow"/>
+        </w:rPr>
+        <w:t>фа</w:t>
+      </w:r>
+      <w:r>
+        <w:t>йл )</w:t>
+      </w:r>
+      <w:proofErr w:type="gramEnd"/>
+      <w:r>
+        <w:t xml:space="preserve"> приведены выставляемые уставки и параметры для каждого режима.</w:t>
+      </w:r>
+    </w:p>
+    <w:p>
+      <w:pPr>
         <w:pStyle w:val="2"/>
       </w:pPr>
-      <w:bookmarkStart w:id="11" w:name="_Toc198633114"/>
-      <w:bookmarkStart w:id="12" w:name="_Toc198732865"/>
-      <w:bookmarkStart w:id="13" w:name="_Toc204005535"/>
+      <w:bookmarkStart w:id="10" w:name="_Toc198633114"/>
+      <w:bookmarkStart w:id="11" w:name="_Toc198732865"/>
+      <w:bookmarkStart w:id="12" w:name="_Toc204171907"/>
       <w:r>
         <w:t>Подключение испытатель</w:t>
       </w:r>
       <w:r>
         <w:t>ной установки к устройству</w:t>
       </w:r>
+      <w:bookmarkEnd w:id="10"/>
       <w:bookmarkEnd w:id="11"/>
       <w:bookmarkEnd w:id="12"/>
-      <w:bookmarkEnd w:id="13"/>
     </w:p>
     <w:p>
       <w:pPr>
         <w:pStyle w:val="3"/>
       </w:pPr>
       <w:r>
-        <w:t>Перед началом испытаний необходимо подключить аналоговые</w:t>
-      </w:r>
-      <w:r>
-        <w:t>,</w:t>
-      </w:r>
-      <w:r>
-        <w:t xml:space="preserve"> дискретные цепи терминала и испытательной установки в соответствии со </w:t>
+        <w:t xml:space="preserve">Перед началом испытаний необходимо подключить </w:t>
+      </w:r>
+      <w:bookmarkStart w:id="13" w:name="_GoBack"/>
+      <w:bookmarkEnd w:id="13"/>
+      <w:r>
+        <w:t xml:space="preserve">дискретные цепи терминала и испытательной установки в соответствии со </w:t>
       </w:r>
       <w:r>
         <w:t>схемами на рисунках</w:t>
@@ -3684,10 +3698,10 @@
             <v:path o:extrusionok="f" gradientshapeok="t" o:connecttype="rect"/>
             <o:lock v:ext="edit" aspectratio="t"/>
           </v:shapetype>
-          <v:shape id="_x0000_i1025" type="#_x0000_t75" style="width:373.75pt;height:473.3pt" o:ole="">
+          <v:shape id="_x0000_i1025" type="#_x0000_t75" style="width:355.5pt;height:450.5pt" o:ole="">
             <v:imagedata r:id="rId10" o:title=""/>
           </v:shape>
-          <o:OLEObject Type="Embed" ProgID="Acrobat.Document.DC" ShapeID="_x0000_i1025" DrawAspect="Content" ObjectID="_1814618271" r:id="rId11"/>
+          <o:OLEObject Type="Embed" ProgID="Acrobat.Document.DC" ShapeID="_x0000_i1025" DrawAspect="Content" ObjectID="_1814790500" r:id="rId11"/>
         </w:object>
       </w:r>
     </w:p>
@@ -3734,10 +3748,10 @@
       </w:pPr>
       <w:r>
         <w:object w:dxaOrig="14235" w:dyaOrig="16485">
-          <v:shape id="_x0000_i1026" type="#_x0000_t75" style="width:380.65pt;height:440.75pt" o:ole="">
+          <v:shape id="_x0000_i1026" type="#_x0000_t75" style="width:381pt;height:441pt" o:ole="">
             <v:imagedata r:id="rId12" o:title=""/>
           </v:shape>
-          <o:OLEObject Type="Embed" ProgID="Acrobat.Document.DC" ShapeID="_x0000_i1026" DrawAspect="Content" ObjectID="_1814618272" r:id="rId13"/>
+          <o:OLEObject Type="Embed" ProgID="Acrobat.Document.DC" ShapeID="_x0000_i1026" DrawAspect="Content" ObjectID="_1814790501" r:id="rId13"/>
         </w:object>
       </w:r>
     </w:p>
@@ -3788,7 +3802,7 @@
       <w:pPr>
         <w:pStyle w:val="2"/>
       </w:pPr>
-      <w:bookmarkStart w:id="16" w:name="_Toc204005536"/>
+      <w:bookmarkStart w:id="16" w:name="_Toc204171908"/>
       <w:r>
         <w:t>Назначение дискретных входов устройства ЮНИТ-М-300</w:t>
       </w:r>
@@ -8435,7 +8449,7 @@
       <w:pPr>
         <w:pStyle w:val="2"/>
       </w:pPr>
-      <w:bookmarkStart w:id="24" w:name="_Toc204005537"/>
+      <w:bookmarkStart w:id="24" w:name="_Toc204171909"/>
       <w:r>
         <w:t>Назначение выходных реле устройства ЮНИТ-М-300</w:t>
       </w:r>
@@ -13451,11 +13465,6 @@
           <w:numId w:val="0"/>
         </w:numPr>
         <w:ind w:left="709"/>
-      </w:pPr>
-    </w:p>
-    <w:p>
-      <w:pPr>
-        <w:pStyle w:val="a5"/>
       </w:pPr>
     </w:p>
     <w:sectPr>
@@ -13902,27 +13911,14 @@
           <w:r>
             <w:t>/</w:t>
           </w:r>
-          <w:r>
-            <w:fldChar w:fldCharType="begin"/>
-          </w:r>
-          <w:r>
-            <w:instrText xml:space="preserve"> NUMPAGES   \* MERGEFORMAT </w:instrText>
-          </w:r>
-          <w:r>
-            <w:fldChar w:fldCharType="separate"/>
-          </w:r>
-          <w:r>
-            <w:rPr>
-              <w:noProof/>
-            </w:rPr>
-            <w:t>10</w:t>
-          </w:r>
-          <w:r>
-            <w:rPr>
-              <w:noProof/>
-            </w:rPr>
-            <w:fldChar w:fldCharType="end"/>
-          </w:r>
+          <w:fldSimple w:instr=" NUMPAGES   \* MERGEFORMAT ">
+            <w:r>
+              <w:rPr>
+                <w:noProof/>
+              </w:rPr>
+              <w:t>10</w:t>
+            </w:r>
+          </w:fldSimple>
         </w:p>
       </w:tc>
     </w:tr>
@@ -13999,7 +13995,7 @@
             <w:rPr>
               <w:noProof/>
             </w:rPr>
-            <w:t>2</w:t>
+            <w:t>5</w:t>
           </w:r>
           <w:r>
             <w:fldChar w:fldCharType="end"/>
@@ -14007,27 +14003,14 @@
           <w:r>
             <w:t xml:space="preserve"> из </w:t>
           </w:r>
-          <w:r>
-            <w:fldChar w:fldCharType="begin"/>
-          </w:r>
-          <w:r>
-            <w:instrText xml:space="preserve"> NUMPAGES </w:instrText>
-          </w:r>
-          <w:r>
-            <w:fldChar w:fldCharType="separate"/>
-          </w:r>
-          <w:r>
-            <w:rPr>
-              <w:noProof/>
-            </w:rPr>
-            <w:t>10</w:t>
-          </w:r>
-          <w:r>
-            <w:rPr>
-              <w:noProof/>
-            </w:rPr>
-            <w:fldChar w:fldCharType="end"/>
-          </w:r>
+          <w:fldSimple w:instr=" NUMPAGES ">
+            <w:r>
+              <w:rPr>
+                <w:noProof/>
+              </w:rPr>
+              <w:t>10</w:t>
+            </w:r>
+          </w:fldSimple>
           <w:r>
             <w:t xml:space="preserve"> </w:t>
           </w:r>
@@ -16208,7 +16191,7 @@
 </file>
 
 <file path=customXml/itemProps1.xml><?xml version="1.0" encoding="utf-8"?>
-<ds:datastoreItem xmlns:ds="http://schemas.openxmlformats.org/officeDocument/2006/customXml" ds:itemID="{2DD9E815-0D31-40D9-BC81-A6BFB6EB6F1D}">
+<ds:datastoreItem xmlns:ds="http://schemas.openxmlformats.org/officeDocument/2006/customXml" ds:itemID="{39FC9CFB-53E4-447A-A716-81C778AB48CF}">
   <ds:schemaRefs>
     <ds:schemaRef ds:uri="http://schemas.openxmlformats.org/officeDocument/2006/bibliography"/>
   </ds:schemaRefs>
